--- a/BACKUP&RECOVERY/04장/04장_NOARCHIVELOG_복구_데이터파일_손상.docx
+++ b/BACKUP&RECOVERY/04장/04장_NOARCHIVELOG_복구_데이터파일_손상.docx
@@ -896,7 +896,7 @@
                 <w:color w:val="E6E6E6"/>
                 <w:sz w:val="19"/>
               </w:rPr>
-              <w:t xml:space="preserve">         7 /u01/app/oracle/oradata/ORCL/users01.dbf   RECOVER</w:t>
+              <w:t xml:space="preserve">         7 /u01/app/oracle/oradata/orcl/users01.dbf   RECOVER</w:t>
             </w:r>
           </w:p>
           <w:p>
@@ -1668,7 +1668,7 @@
                 <w:color w:val="E6E6E6"/>
                 <w:sz w:val="19"/>
               </w:rPr>
-              <w:t>SYS@orcl&gt; RECOVER DATAFILE '/u01/app/oracle/oradata/ORCL/users01.dbf';</w:t>
+              <w:t>SYS@orcl&gt; RECOVER DATAFILE '/u01/app/oracle/oradata/orcl/users01.dbf';</w:t>
             </w:r>
           </w:p>
           <w:p>
@@ -2108,7 +2108,7 @@
                 <w:color w:val="E6E6E6"/>
                 <w:sz w:val="19"/>
               </w:rPr>
-              <w:t>SYS@orcl&gt; !rm -f /u01/app/oracle/oradata/ORCL/users01.dbf</w:t>
+              <w:t>SYS@orcl&gt; !rm -f /u01/app/oracle/oradata/orcl/users01.dbf</w:t>
             </w:r>
           </w:p>
           <w:p>
@@ -2206,7 +2206,7 @@
                 <w:color w:val="E6E6E6"/>
                 <w:sz w:val="19"/>
               </w:rPr>
-              <w:t>ORA-01110: data file 7: '/u01/app/oracle/oradata/ORCL/users01.dbf'</w:t>
+              <w:t>ORA-01110: data file 7: '/u01/app/oracle/oradata/orcl/users01.dbf'</w:t>
             </w:r>
           </w:p>
           <w:p>
@@ -2290,7 +2290,7 @@
                 <w:color w:val="E6E6E6"/>
                 <w:sz w:val="19"/>
               </w:rPr>
-              <w:t xml:space="preserve">                 /u01/app/oracle/oradata/ORCL/</w:t>
+              <w:t xml:space="preserve">                 /u01/app/oracle/oradata/orcl/</w:t>
             </w:r>
           </w:p>
           <w:p>
@@ -2792,7 +2792,7 @@
                 <w:color w:val="E6E6E6"/>
                 <w:sz w:val="19"/>
               </w:rPr>
-              <w:t>ORA-01110: data file 7: '/u01/app/oracle/oradata/ORCL/users01.dbf'</w:t>
+              <w:t>ORA-01110: data file 7: '/u01/app/oracle/oradata/orcl/users01.dbf'</w:t>
             </w:r>
           </w:p>
           <w:p>
@@ -2862,7 +2862,7 @@
                 <w:color w:val="E6E6E6"/>
                 <w:sz w:val="19"/>
               </w:rPr>
-              <w:t>SYS@orcl&gt; !cp -p /home/oracle/backup/cold/20250509/*.dbf /u01/app/oracle/oradata/ORCL/</w:t>
+              <w:t>SYS@orcl&gt; !cp -p /home/oracle/backup/cold/20250509/*.dbf /u01/app/oracle/oradata/orcl/</w:t>
             </w:r>
           </w:p>
           <w:p>
@@ -2876,7 +2876,7 @@
                 <w:color w:val="E6E6E6"/>
                 <w:sz w:val="19"/>
               </w:rPr>
-              <w:t>SYS@orcl&gt; !cp -p /home/oracle/backup/cold/20250509/control0[12].ctl /u01/app/oracle/oradata/ORCL/</w:t>
+              <w:t>SYS@orcl&gt; !cp -p /home/oracle/backup/cold/20250509/control0[12].ctl /u01/app/oracle/oradata/orcl/</w:t>
             </w:r>
           </w:p>
           <w:p>
@@ -2890,7 +2890,7 @@
                 <w:color w:val="E6E6E6"/>
                 <w:sz w:val="19"/>
               </w:rPr>
-              <w:t>SYS@orcl&gt; !cp -p /home/oracle/backup/cold/20250509/control03.ctl /u02/oradata/ORCL/</w:t>
+              <w:t>SYS@orcl&gt; !cp -p /home/oracle/backup/cold/20250509/control03.ctl /u02/oradata/orcl/</w:t>
             </w:r>
           </w:p>
           <w:p>
@@ -2904,7 +2904,7 @@
                 <w:color w:val="E6E6E6"/>
                 <w:sz w:val="19"/>
               </w:rPr>
-              <w:t>SYS@orcl&gt; !cp -p /home/oracle/backup/cold/20250509/redo0[134].log /u01/app/oracle/oradata/ORCL/</w:t>
+              <w:t>SYS@orcl&gt; !cp -p /home/oracle/backup/cold/20250509/redo0[134].log /u01/app/oracle/oradata/orcl/</w:t>
             </w:r>
           </w:p>
           <w:p>
@@ -2918,7 +2918,7 @@
                 <w:color w:val="E6E6E6"/>
                 <w:sz w:val="19"/>
               </w:rPr>
-              <w:t>SYS@orcl&gt; !cp -p /home/oracle/backup/cold/20250509/redo0[134]b.log /u02/oradata/ORCL/</w:t>
+              <w:t>SYS@orcl&gt; !cp -p /home/oracle/backup/cold/20250509/redo0[134]b.log /u02/oradata/orcl/</w:t>
             </w:r>
           </w:p>
           <w:p>
@@ -3499,7 +3499,7 @@
                 <w:color w:val="E6E6E6"/>
                 <w:sz w:val="19"/>
               </w:rPr>
-              <w:t xml:space="preserve">  2    '/u01/app/oracle/oradata/ORCL/users01.dbf'</w:t>
+              <w:t xml:space="preserve">  2    '/u01/app/oracle/oradata/orcl/users01.dbf'</w:t>
             </w:r>
           </w:p>
           <w:p>
@@ -4215,7 +4215,7 @@
                 <w:color w:val="E6E6E6"/>
                 <w:sz w:val="19"/>
               </w:rPr>
-              <w:t xml:space="preserve">         8 /u01/app/oracle/oradata/ORCL/tbs01.dbf   ONLINE</w:t>
+              <w:t xml:space="preserve">         8 /u01/app/oracle/oradata/orcl/tbs01.dbf   ONLINE</w:t>
             </w:r>
           </w:p>
           <w:p>
@@ -4355,7 +4355,7 @@
                 <w:color w:val="E6E6E6"/>
                 <w:sz w:val="19"/>
               </w:rPr>
-              <w:t xml:space="preserve">  2    '/u01/app/oracle/oradata/ORCL/tbs01.dbf'</w:t>
+              <w:t xml:space="preserve">  2    '/u01/app/oracle/oradata/orcl/tbs01.dbf'</w:t>
             </w:r>
           </w:p>
           <w:p>
@@ -4369,7 +4369,7 @@
                 <w:color w:val="E6E6E6"/>
                 <w:sz w:val="19"/>
               </w:rPr>
-              <w:t xml:space="preserve">  3    AS '/u01/app/oracle/oradata/ORCL/tbs01.dbf';</w:t>
+              <w:t xml:space="preserve">  3    AS '/u01/app/oracle/oradata/orcl/tbs01.dbf';</w:t>
             </w:r>
           </w:p>
           <w:p>
@@ -5003,7 +5003,7 @@
                 <w:color w:val="E6E6E6"/>
                 <w:sz w:val="19"/>
               </w:rPr>
-              <w:t xml:space="preserve">         8 /u01/app/oracle/oradata/ORCL/tbs01.dbf   RECOVER</w:t>
+              <w:t xml:space="preserve">         8 /u01/app/oracle/oradata/orcl/tbs01.dbf   RECOVER</w:t>
             </w:r>
           </w:p>
           <w:p>
@@ -5634,7 +5634,7 @@
                 <w:color w:val="E6E6E6"/>
                 <w:sz w:val="19"/>
               </w:rPr>
-              <w:t xml:space="preserve">         1 /u01/app/oracle/oradata/ORCL/system01.dbf     SYSTEM</w:t>
+              <w:t xml:space="preserve">         1 /u01/app/oracle/oradata/orcl/system01.dbf     SYSTEM</w:t>
             </w:r>
           </w:p>
           <w:p>
@@ -5648,7 +5648,7 @@
                 <w:color w:val="E6E6E6"/>
                 <w:sz w:val="19"/>
               </w:rPr>
-              <w:t xml:space="preserve">         3 /u01/app/oracle/oradata/ORCL/sysaux01.dbf     ONLINE</w:t>
+              <w:t xml:space="preserve">         3 /u01/app/oracle/oradata/orcl/sysaux01.dbf     ONLINE</w:t>
             </w:r>
           </w:p>
           <w:p>
@@ -5662,7 +5662,7 @@
                 <w:color w:val="E6E6E6"/>
                 <w:sz w:val="19"/>
               </w:rPr>
-              <w:t xml:space="preserve">         4 /u01/app/oracle/oradata/ORCL/undotbs01.dbf    ONLINE</w:t>
+              <w:t xml:space="preserve">         4 /u01/app/oracle/oradata/orcl/undotbs01.dbf    ONLINE</w:t>
             </w:r>
           </w:p>
           <w:p>
@@ -5676,7 +5676,7 @@
                 <w:color w:val="E6E6E6"/>
                 <w:sz w:val="19"/>
               </w:rPr>
-              <w:t xml:space="preserve">         7 /u01/app/oracle/oradata/ORCL/users01.dbf      ONLINE</w:t>
+              <w:t xml:space="preserve">         7 /u01/app/oracle/oradata/orcl/users01.dbf      ONLINE</w:t>
             </w:r>
           </w:p>
           <w:p>
@@ -5871,7 +5871,7 @@
                 <w:color w:val="E6E6E6"/>
                 <w:sz w:val="19"/>
               </w:rPr>
-              <w:t>SYS@orcl&gt; !rm -f /u01/app/oracle/oradata/ORCL/system01.dbf</w:t>
+              <w:t>SYS@orcl&gt; !rm -f /u01/app/oracle/oradata/orcl/system01.dbf</w:t>
             </w:r>
           </w:p>
           <w:p>
@@ -5969,7 +5969,7 @@
                 <w:color w:val="E6E6E6"/>
                 <w:sz w:val="19"/>
               </w:rPr>
-              <w:t>ORA-01110: data file 1: '/u01/app/oracle/oradata/ORCL/system01.dbf'</w:t>
+              <w:t>ORA-01110: data file 1: '/u01/app/oracle/oradata/orcl/system01.dbf'</w:t>
             </w:r>
           </w:p>
           <w:p>
@@ -6067,7 +6067,7 @@
                 <w:color w:val="E6E6E6"/>
                 <w:sz w:val="19"/>
               </w:rPr>
-              <w:t xml:space="preserve">                 /u01/app/oracle/oradata/ORCL/</w:t>
+              <w:t xml:space="preserve">                 /u01/app/oracle/oradata/orcl/</w:t>
             </w:r>
           </w:p>
           <w:p>
@@ -6758,7 +6758,7 @@
                 <w:color w:val="E6E6E6"/>
                 <w:sz w:val="19"/>
               </w:rPr>
-              <w:t xml:space="preserve">         1 /u01/app/oracle/oradata/ORCL/system01.dbf     SYSTEM</w:t>
+              <w:t xml:space="preserve">         1 /u01/app/oracle/oradata/orcl/system01.dbf     SYSTEM</w:t>
             </w:r>
           </w:p>
           <w:p>
@@ -6772,7 +6772,7 @@
                 <w:color w:val="E6E6E6"/>
                 <w:sz w:val="19"/>
               </w:rPr>
-              <w:t xml:space="preserve">         3 /u01/app/oracle/oradata/ORCL/sysaux01.dbf     ONLINE</w:t>
+              <w:t xml:space="preserve">         3 /u01/app/oracle/oradata/orcl/sysaux01.dbf     ONLINE</w:t>
             </w:r>
           </w:p>
           <w:p>
@@ -6786,7 +6786,7 @@
                 <w:color w:val="E6E6E6"/>
                 <w:sz w:val="19"/>
               </w:rPr>
-              <w:t xml:space="preserve">         4 /u01/app/oracle/oradata/ORCL/undotbs01.dbf    ONLINE</w:t>
+              <w:t xml:space="preserve">         4 /u01/app/oracle/oradata/orcl/undotbs01.dbf    ONLINE</w:t>
             </w:r>
           </w:p>
           <w:p>
@@ -6800,7 +6800,7 @@
                 <w:color w:val="E6E6E6"/>
                 <w:sz w:val="19"/>
               </w:rPr>
-              <w:t xml:space="preserve">         7 /u01/app/oracle/oradata/ORCL/users01.dbf      ONLINE</w:t>
+              <w:t xml:space="preserve">         7 /u01/app/oracle/oradata/orcl/users01.dbf      ONLINE</w:t>
             </w:r>
           </w:p>
           <w:p>
@@ -7507,7 +7507,7 @@
                 <w:color w:val="E6E6E6"/>
                 <w:sz w:val="19"/>
               </w:rPr>
-              <w:t>SYS@orcl&gt; !rm -f /u01/app/oracle/oradata/ORCL/sysaux01.dbf</w:t>
+              <w:t>SYS@orcl&gt; !rm -f /u01/app/oracle/oradata/orcl/sysaux01.dbf</w:t>
             </w:r>
           </w:p>
           <w:p>
@@ -7717,7 +7717,7 @@
                 <w:color w:val="E6E6E6"/>
                 <w:sz w:val="19"/>
               </w:rPr>
-              <w:t>ORA-01110: data file 3: '/u01/app/oracle/oradata/ORCL/sysaux01.dbf'</w:t>
+              <w:t>ORA-01110: data file 3: '/u01/app/oracle/oradata/orcl/sysaux01.dbf'</w:t>
             </w:r>
           </w:p>
           <w:p>
@@ -7787,7 +7787,7 @@
                 <w:color w:val="E6E6E6"/>
                 <w:sz w:val="19"/>
               </w:rPr>
-              <w:t xml:space="preserve">                 /u01/app/oracle/oradata/ORCL/</w:t>
+              <w:t xml:space="preserve">                 /u01/app/oracle/oradata/orcl/</w:t>
             </w:r>
           </w:p>
           <w:p>
@@ -8651,7 +8651,7 @@
                 <w:color w:val="E6E6E6"/>
                 <w:sz w:val="19"/>
               </w:rPr>
-              <w:t>ORA-01110: data file 7: '/u01/app/oracle/oradata/ORCL/users01.dbf'</w:t>
+              <w:t>ORA-01110: data file 7: '/u01/app/oracle/oradata/orcl/users01.dbf'</w:t>
             </w:r>
           </w:p>
           <w:p>
@@ -8763,7 +8763,7 @@
                 <w:color w:val="E6E6E6"/>
                 <w:sz w:val="19"/>
               </w:rPr>
-              <w:t>ORA-01110: data file 7: '/u01/app/oracle/oradata/ORCL/users01.dbf'</w:t>
+              <w:t>ORA-01110: data file 7: '/u01/app/oracle/oradata/orcl/users01.dbf'</w:t>
             </w:r>
           </w:p>
           <w:p>
